--- a/docs/docx/Test_Guide.docx
+++ b/docs/docx/Test_Guide.docx
@@ -1874,7 +1874,7 @@
         </w:trPr>
         <w:tc>
           <w:tcPr>
-            <w:tcW w:type="dxa" w:w="4524"/>
+            <w:tcW w:type="dxa" w:w="4204"/>
             <w:tcBorders>
               <w:bottom w:sz="3.184000015258789" w:val="single" w:color="#000000"/>
             </w:tcBorders>
@@ -1906,7 +1906,7 @@
         </w:tc>
         <w:tc>
           <w:tcPr>
-            <w:tcW w:type="dxa" w:w="4844"/>
+            <w:tcW w:type="dxa" w:w="5164"/>
             <w:tcBorders>
               <w:bottom w:sz="3.184000015258789" w:val="single" w:color="#000000"/>
             </w:tcBorders>
@@ -1932,17 +1932,7 @@
                 <w:color w:val="000000"/>
                 <w:sz w:val="20"/>
               </w:rPr>
-              <w:t>Test</w:t>
-            </w:r>
-            <w:r>
-              <w:rPr>
-                <w:rFonts w:ascii="LMRoman10" w:hAnsi="LMRoman10" w:eastAsia="LMRoman10"/>
-                <w:b w:val="0"/>
-                <w:i w:val="0"/>
-                <w:color w:val="000000"/>
-                <w:sz w:val="20"/>
-              </w:rPr>
-              <w:t>Guide</w:t>
+              <w:t>tmp.ocTMI0Grw2</w:t>
             </w:r>
           </w:p>
         </w:tc>
@@ -4448,7 +4438,7 @@
         </w:trPr>
         <w:tc>
           <w:tcPr>
-            <w:tcW w:type="dxa" w:w="4384"/>
+            <w:tcW w:type="dxa" w:w="4684"/>
             <w:tcBorders>
               <w:bottom w:sz="3.184000015258789" w:val="single" w:color="#000000"/>
             </w:tcBorders>
@@ -4463,7 +4453,7 @@
               <w:autoSpaceDE w:val="0"/>
               <w:widowControl/>
               <w:spacing w:line="200" w:lineRule="exact" w:before="0" w:after="0"/>
-              <w:ind w:left="0" w:right="0" w:firstLine="0"/>
+              <w:ind w:left="4" w:right="0" w:firstLine="0"/>
               <w:jc w:val="left"/>
             </w:pPr>
             <w:r>
@@ -4474,23 +4464,13 @@
                 <w:color w:val="000000"/>
                 <w:sz w:val="20"/>
               </w:rPr>
-              <w:t>Test</w:t>
-            </w:r>
-            <w:r>
-              <w:rPr>
-                <w:rFonts w:ascii="LMRoman10" w:hAnsi="LMRoman10" w:eastAsia="LMRoman10"/>
-                <w:b w:val="0"/>
-                <w:i w:val="0"/>
-                <w:color w:val="000000"/>
-                <w:sz w:val="20"/>
-              </w:rPr>
-              <w:t>Guide</w:t>
+              <w:t>tmp.ocTMI0Grw2</w:t>
             </w:r>
           </w:p>
         </w:tc>
         <w:tc>
           <w:tcPr>
-            <w:tcW w:type="dxa" w:w="4984"/>
+            <w:tcW w:type="dxa" w:w="4684"/>
             <w:tcBorders>
               <w:bottom w:sz="3.184000015258789" w:val="single" w:color="#000000"/>
             </w:tcBorders>
@@ -4798,7 +4778,7 @@
         </w:trPr>
         <w:tc>
           <w:tcPr>
-            <w:tcW w:type="dxa" w:w="4484"/>
+            <w:tcW w:type="dxa" w:w="4804"/>
             <w:tcBorders>
               <w:bottom w:sz="3.184000015258789" w:val="single" w:color="#000000"/>
             </w:tcBorders>
@@ -4813,7 +4793,7 @@
               <w:autoSpaceDE w:val="0"/>
               <w:widowControl/>
               <w:spacing w:line="200" w:lineRule="exact" w:before="0" w:after="0"/>
-              <w:ind w:left="0" w:right="0" w:firstLine="0"/>
+              <w:ind w:left="4" w:right="0" w:firstLine="0"/>
               <w:jc w:val="left"/>
             </w:pPr>
             <w:r>
@@ -4824,23 +4804,13 @@
                 <w:color w:val="000000"/>
                 <w:sz w:val="20"/>
               </w:rPr>
-              <w:t>Test</w:t>
-            </w:r>
-            <w:r>
-              <w:rPr>
-                <w:rFonts w:ascii="LMRoman10" w:hAnsi="LMRoman10" w:eastAsia="LMRoman10"/>
-                <w:b w:val="0"/>
-                <w:i w:val="0"/>
-                <w:color w:val="000000"/>
-                <w:sz w:val="20"/>
-              </w:rPr>
-              <w:t>Guide</w:t>
+              <w:t>tmp.ocTMI0Grw2</w:t>
             </w:r>
           </w:p>
         </w:tc>
         <w:tc>
           <w:tcPr>
-            <w:tcW w:type="dxa" w:w="4884"/>
+            <w:tcW w:type="dxa" w:w="4564"/>
             <w:tcBorders>
               <w:bottom w:sz="3.184000015258789" w:val="single" w:color="#000000"/>
             </w:tcBorders>

--- a/docs/docx/Test_Guide.docx
+++ b/docs/docx/Test_Guide.docx
@@ -1874,7 +1874,7 @@
         </w:trPr>
         <w:tc>
           <w:tcPr>
-            <w:tcW w:type="dxa" w:w="4204"/>
+            <w:tcW w:type="dxa" w:w="4524"/>
             <w:tcBorders>
               <w:bottom w:sz="3.184000015258789" w:val="single" w:color="#000000"/>
             </w:tcBorders>
@@ -1906,7 +1906,7 @@
         </w:tc>
         <w:tc>
           <w:tcPr>
-            <w:tcW w:type="dxa" w:w="5164"/>
+            <w:tcW w:type="dxa" w:w="4844"/>
             <w:tcBorders>
               <w:bottom w:sz="3.184000015258789" w:val="single" w:color="#000000"/>
             </w:tcBorders>
@@ -1932,7 +1932,17 @@
                 <w:color w:val="000000"/>
                 <w:sz w:val="20"/>
               </w:rPr>
-              <w:t>tmp.ocTMI0Grw2</w:t>
+              <w:t>Test</w:t>
+            </w:r>
+            <w:r>
+              <w:rPr>
+                <w:rFonts w:ascii="LMRoman10" w:hAnsi="LMRoman10" w:eastAsia="LMRoman10"/>
+                <w:b w:val="0"/>
+                <w:i w:val="0"/>
+                <w:color w:val="000000"/>
+                <w:sz w:val="20"/>
+              </w:rPr>
+              <w:t>Guide</w:t>
             </w:r>
           </w:p>
         </w:tc>
@@ -4438,7 +4448,7 @@
         </w:trPr>
         <w:tc>
           <w:tcPr>
-            <w:tcW w:type="dxa" w:w="4684"/>
+            <w:tcW w:type="dxa" w:w="4384"/>
             <w:tcBorders>
               <w:bottom w:sz="3.184000015258789" w:val="single" w:color="#000000"/>
             </w:tcBorders>
@@ -4453,7 +4463,7 @@
               <w:autoSpaceDE w:val="0"/>
               <w:widowControl/>
               <w:spacing w:line="200" w:lineRule="exact" w:before="0" w:after="0"/>
-              <w:ind w:left="4" w:right="0" w:firstLine="0"/>
+              <w:ind w:left="0" w:right="0" w:firstLine="0"/>
               <w:jc w:val="left"/>
             </w:pPr>
             <w:r>
@@ -4464,13 +4474,23 @@
                 <w:color w:val="000000"/>
                 <w:sz w:val="20"/>
               </w:rPr>
-              <w:t>tmp.ocTMI0Grw2</w:t>
+              <w:t>Test</w:t>
+            </w:r>
+            <w:r>
+              <w:rPr>
+                <w:rFonts w:ascii="LMRoman10" w:hAnsi="LMRoman10" w:eastAsia="LMRoman10"/>
+                <w:b w:val="0"/>
+                <w:i w:val="0"/>
+                <w:color w:val="000000"/>
+                <w:sz w:val="20"/>
+              </w:rPr>
+              <w:t>Guide</w:t>
             </w:r>
           </w:p>
         </w:tc>
         <w:tc>
           <w:tcPr>
-            <w:tcW w:type="dxa" w:w="4684"/>
+            <w:tcW w:type="dxa" w:w="4984"/>
             <w:tcBorders>
               <w:bottom w:sz="3.184000015258789" w:val="single" w:color="#000000"/>
             </w:tcBorders>
@@ -4778,7 +4798,7 @@
         </w:trPr>
         <w:tc>
           <w:tcPr>
-            <w:tcW w:type="dxa" w:w="4804"/>
+            <w:tcW w:type="dxa" w:w="4484"/>
             <w:tcBorders>
               <w:bottom w:sz="3.184000015258789" w:val="single" w:color="#000000"/>
             </w:tcBorders>
@@ -4793,7 +4813,7 @@
               <w:autoSpaceDE w:val="0"/>
               <w:widowControl/>
               <w:spacing w:line="200" w:lineRule="exact" w:before="0" w:after="0"/>
-              <w:ind w:left="4" w:right="0" w:firstLine="0"/>
+              <w:ind w:left="0" w:right="0" w:firstLine="0"/>
               <w:jc w:val="left"/>
             </w:pPr>
             <w:r>
@@ -4804,13 +4824,23 @@
                 <w:color w:val="000000"/>
                 <w:sz w:val="20"/>
               </w:rPr>
-              <w:t>tmp.ocTMI0Grw2</w:t>
+              <w:t>Test</w:t>
+            </w:r>
+            <w:r>
+              <w:rPr>
+                <w:rFonts w:ascii="LMRoman10" w:hAnsi="LMRoman10" w:eastAsia="LMRoman10"/>
+                <w:b w:val="0"/>
+                <w:i w:val="0"/>
+                <w:color w:val="000000"/>
+                <w:sz w:val="20"/>
+              </w:rPr>
+              <w:t>Guide</w:t>
             </w:r>
           </w:p>
         </w:tc>
         <w:tc>
           <w:tcPr>
-            <w:tcW w:type="dxa" w:w="4564"/>
+            <w:tcW w:type="dxa" w:w="4884"/>
             <w:tcBorders>
               <w:bottom w:sz="3.184000015258789" w:val="single" w:color="#000000"/>
             </w:tcBorders>
